--- a/templates/procuracao/template.docx
+++ b/templates/procuracao/template.docx
@@ -25,6 +25,41 @@
         <w:rPr>
           <w:b/>
         </w:rPr>
+        <w:t xml:space="preserve">RESUMO</w:t>
+      </w:r>
+    </w:p>
+    <w:p>
+      <w:pPr>
+        <w:jc w:val="both"/>
+      </w:pPr>
+      <w:r>
+        <w:t xml:space="preserve">Mandante: {{mandante_nome}}, NIF {{mandante_nif:nif}}.</w:t>
+      </w:r>
+    </w:p>
+    <w:p>
+      <w:pPr>
+        <w:jc w:val="both"/>
+      </w:pPr>
+      <w:r>
+        <w:t xml:space="preserve">Mandatário: {{mandatario_nome}}, NIF {{mandatario_nif:nif}}.</w:t>
+      </w:r>
+    </w:p>
+    <w:p>
+      <w:pPr>
+        <w:jc w:val="both"/>
+      </w:pPr>
+      <w:r>
+        <w:t xml:space="preserve">Outorgada em {{contrato_local}}, a {{contrato_data:data}}.</w:t>
+      </w:r>
+    </w:p>
+    <w:p>
+      <w:pPr>
+        <w:jc w:val="both"/>
+      </w:pPr>
+      <w:r>
+        <w:rPr>
+          <w:b/>
+        </w:rPr>
         <w:t xml:space="preserve">{{mandante_nome}}</w:t>
       </w:r>
       <w:r>
@@ -311,6 +346,104 @@
         <w:rPr>
           <w:b/>
         </w:rPr>
+        <w:t xml:space="preserve">(Identificação e aceitação)</w:t>
+      </w:r>
+    </w:p>
+    <w:p>
+      <w:pPr>
+        <w:jc w:val="both"/>
+      </w:pPr>
+      <w:r>
+        <w:rPr>
+          <w:b/>
+        </w:rPr>
+        <w:t xml:space="preserve">{{pt}}. </w:t>
+      </w:r>
+      <w:r>
+        <w:t xml:space="preserve">O Mandante, {{mandante_nome}}, contribuinte fiscal n.º {{mandante_nif:nif}}, residente em {{mandante_morada}}, declara que outorga a presente procuração a favor do Mandatário, {{mandatario_nome}}, contribuinte fiscal n.º {{mandatario_nif:nif}}.</w:t>
+      </w:r>
+    </w:p>
+    <w:p>
+      <w:pPr>
+        <w:jc w:val="both"/>
+      </w:pPr>
+      <w:r>
+        <w:rPr>
+          <w:b/>
+        </w:rPr>
+        <w:t xml:space="preserve">{{pt}}. </w:t>
+      </w:r>
+      <w:r>
+        <w:t xml:space="preserve">O Mandatário, {{mandatario_nome}}, residente em {{mandatario_morada}}, aceita a procuração e obriga-se a exercer os poderes nela conferidos no interesse do Mandante, {{mandante_nome}}, prestando-lhe contas sempre que este o solicite.</w:t>
+      </w:r>
+    </w:p>
+    <w:p>
+      <w:pPr>
+        <w:jc w:val="center"/>
+        <w:rPr>
+          <w:b/>
+        </w:rPr>
+      </w:pPr>
+      <w:r>
+        <w:rPr>
+          <w:b/>
+        </w:rPr>
+        <w:t xml:space="preserve">CLÁUSULA {{cl}}</w:t>
+      </w:r>
+    </w:p>
+    <w:p>
+      <w:pPr>
+        <w:jc w:val="center"/>
+        <w:rPr>
+          <w:b/>
+        </w:rPr>
+      </w:pPr>
+      <w:r>
+        <w:rPr>
+          <w:b/>
+        </w:rPr>
+        <w:t xml:space="preserve">(Comunicações)</w:t>
+      </w:r>
+    </w:p>
+    <w:p>
+      <w:pPr>
+        <w:jc w:val="both"/>
+      </w:pPr>
+      <w:r>
+        <w:rPr>
+          <w:b/>
+        </w:rPr>
+        <w:t xml:space="preserve">{{pt}}. </w:t>
+      </w:r>
+      <w:r>
+        <w:t xml:space="preserve">As comunicações ao Mandante são enviadas para {{mandante_morada}} e as comunicações ao Mandatário para {{mandatario_morada}}.</w:t>
+      </w:r>
+    </w:p>
+    <w:p>
+      <w:pPr>
+        <w:jc w:val="center"/>
+        <w:rPr>
+          <w:b/>
+        </w:rPr>
+      </w:pPr>
+      <w:r>
+        <w:rPr>
+          <w:b/>
+        </w:rPr>
+        <w:t xml:space="preserve">CLÁUSULA {{cl}}</w:t>
+      </w:r>
+    </w:p>
+    <w:p>
+      <w:pPr>
+        <w:jc w:val="center"/>
+        <w:rPr>
+          <w:b/>
+        </w:rPr>
+      </w:pPr>
+      <w:r>
+        <w:rPr>
+          <w:b/>
+        </w:rPr>
         <w:t xml:space="preserve">(Reconhecimento)</w:t>
       </w:r>
     </w:p>
@@ -385,6 +518,35 @@
     <w:p>
       <w:r>
         <w:t xml:space="preserve">____________________________________________</w:t>
+      </w:r>
+    </w:p>
+    <w:p>
+      <w:pPr>
+        <w:jc w:val="both"/>
+      </w:pPr>
+      <w:r>
+        <w:t xml:space="preserve">{{mandante_nome}}</w:t>
+      </w:r>
+    </w:p>
+    <w:p>
+      <w:pPr>
+        <w:jc w:val="both"/>
+      </w:pPr>
+      <w:r>
+        <w:t xml:space="preserve">O Mandatário</w:t>
+      </w:r>
+    </w:p>
+    <w:p>
+      <w:r>
+        <w:t xml:space="preserve">____________________________________________</w:t>
+      </w:r>
+    </w:p>
+    <w:p>
+      <w:pPr>
+        <w:jc w:val="both"/>
+      </w:pPr>
+      <w:r>
+        <w:t xml:space="preserve">{{mandatario_nome}}</w:t>
       </w:r>
     </w:p>
     <w:sectPr>
